--- a/products-storage/10-avans-usloviya-i-pribyl/10-otvet-na-trebovanie-o-vozvrate-avansa.docx
+++ b/products-storage/10-avans-usloviya-i-pribyl/10-otvet-na-trebovanie-o-vozvrate-avansa.docx
@@ -315,7 +315,7 @@
           <w:sz w:val="24"/>
           <w:szCs w:val="24"/>
         </w:rPr>
-        <w:t xml:space="preserve">Не признают сумму «в принципе». Формулировки «мы готовы вернуть, но просим рассрочку», «сумма в целом верна» и «мы не отказываемся» — это согласие с цифрой, которое потом снимается только через суд, и не всегда.</w:t>
+        <w:t xml:space="preserve">Не признают сумму «в принципе». На формулировки «мы готовы вернуть, но просим рассрочку», «сумма в целом верна» и «мы не отказываемся» вторая сторона будет ссылаться как на признание цифры, и снимать своё же письмо придётся уже в суде. Получается не всегда.</w:t>
       </w:r>
     </w:p>
     <w:p>

--- a/products-storage/10-avans-usloviya-i-pribyl/10-otvet-na-trebovanie-o-vozvrate-avansa.docx
+++ b/products-storage/10-avans-usloviya-i-pribyl/10-otvet-na-trebovanie-o-vozvrate-avansa.docx
@@ -2153,7 +2153,7 @@
           <w:sz w:val="24"/>
           <w:szCs w:val="24"/>
         </w:rPr>
-        <w:t xml:space="preserve"> подписать переданные акты либо направить мотивированный отказ от их подписания с указанием конкретных недостатков объёма или качества работ со ссылкой на проектную и рабочую документацию. До урегулирования вопроса о принятии выполненных работ размер неотработанной части аванса определён быть не может.</w:t>
+        <w:t xml:space="preserve"> подписать переданные акты либо направить мотивированный отказ от их подписания с указанием конкретных недостатков объёма или качества работ со ссылкой на проектную и рабочую документацию. Считаем, что до урегулирования вопроса о приёмке переданных работ состояние расчётов по Договору не может считаться согласованным.</w:t>
       </w:r>
     </w:p>
     <w:p>

--- a/products-storage/10-avans-usloviya-i-pribyl/10-otvet-na-trebovanie-o-vozvrate-avansa.docx
+++ b/products-storage/10-avans-usloviya-i-pribyl/10-otvet-na-trebovanie-o-vozvrate-avansa.docx
@@ -191,7 +191,7 @@
           <w:sz w:val="24"/>
           <w:szCs w:val="24"/>
         </w:rPr>
-        <w:t xml:space="preserve">Молчание работает ещё хуже. Оно не отменяет требования, не останавливает сроки и позволяет второй стороне утверждать, что возражений не поступало. Если расчёт не успевает — отправьте промежуточный ответ, он описан ниже.</w:t>
+        <w:t xml:space="preserve">Молчание работает ещё хуже. Оно не отменяет требования, не сдвигает срок ответа, названный в договоре, и позволяет второй стороне утверждать, что возражений не поступало. Если расчёт не успевает — отправьте промежуточный ответ, он описан ниже.</w:t>
       </w:r>
     </w:p>
     <w:p>
@@ -333,7 +333,7 @@
           <w:sz w:val="24"/>
           <w:szCs w:val="24"/>
         </w:rPr>
-        <w:t xml:space="preserve">Не заявляют зачёт своими словами. Зачёт встречных требований — сделка со своими условиями и своими последствиями, в том числе налоговыми, а при банкротстве второй стороны — со своими рисками. Оформляется отдельно и с юристом.</w:t>
+        <w:t xml:space="preserve">Не заявляют зачёт своими словами. Зачёт встречных требований — самостоятельная сделка: для него достаточно заявления одной стороны (статья 410 Гражданского кодекса РФ), и допускается он не во всех случаях (статья 411 того же кодекса). У него свои последствия, в том числе налоговые, а при банкротстве второй стороны — свои риски оспаривания. Оформляется отдельно и с юристом.</w:t>
       </w:r>
     </w:p>
     <w:p>
@@ -1495,7 +1495,7 @@
           <w:sz w:val="24"/>
           <w:szCs w:val="24"/>
         </w:rPr>
-        <w:t xml:space="preserve">[Числа берутся с листа «Сальдо» файла «Расчёт отработанной части аванса»: строки «Аванс получен всего», «Стоимость работ по актам, подписанным обеими сторонами», «в том числе зачтено в счёт аванса», «Неотработанный аванс по бесспорным документам». Перепроверьте, что переносите именно их: ошибка в переносе обесценивает приложенный расчёт.]</w:t>
+        <w:t xml:space="preserve">[Числа берутся с листа «Сальдо» файла «Расчёт отработанной части аванса»: строки «Аванс получен всего», «Стоимость работ по актам, подписанным обеими сторонами», «в том числе зачтено в счёт аванса», «Аванс, не закрытый двусторонними актами». Перепроверьте, что переносите именно их: ошибка в переносе обесценивает приложенный расчёт.]</w:t>
       </w:r>
     </w:p>
     <w:p>

--- a/products-storage/10-avans-usloviya-i-pribyl/10-otvet-na-trebovanie-o-vozvrate-avansa.docx
+++ b/products-storage/10-avans-usloviya-i-pribyl/10-otvet-na-trebovanie-o-vozvrate-avansa.docx
@@ -226,7 +226,7 @@
           <w:sz w:val="24"/>
           <w:szCs w:val="24"/>
         </w:rPr>
-        <w:t xml:space="preserve">Зафиксировать дату получения требования: конверт со штемпелем, отчёт об отслеживании, входящий штамп, служебная записка о получении по электронной почте. От этой даты считается срок ответа, и доказывать её придётся вам.</w:t>
+        <w:t xml:space="preserve">Зафиксировать дату получения требования: конверт со штемпелем, отчёт об отслеживании, входящий штамп, служебная записка о получении по электронной почте. Эта дата — ваша опорная точка во всей переписке, и подтверждается она этими документами. Обратите внимание, чего закон здесь НЕ говорит: по статье 165.1 Гражданского кодекса РФ юридически значимое сообщение влечёт последствия с момента доставки и считается доставленным даже тогда, когда не вручено адресату по зависящим от него обстоятельствам. То есть риск неполучения закон относит на получателя — и «мы письма не видели» позицией не является. У самой нормы есть оговорка, пункт 2: правила пункта 1 применяются, «если иное не предусмотрено законом или условиями сделки либо не следует из обычая или из практики, установившейся во взаимоотношениях сторон», — поэтому порядок обмена сообщениями смотрите в своём договоре.</w:t>
       </w:r>
     </w:p>
     <w:p>
@@ -2721,6 +2721,27 @@
         <w:t xml:space="preserve">На иске. Как только требование заявлено в суд, работа переходит к представителю: там оценивают доказательства, выбирают позицию и отвечают на доводы второй стороны, а не заполняют шаблон. Расчёт, акт сверки и реестр переписки, сделанные на этой стадии, представителю пригодятся целиком — в этом и смысл того, чтобы сделать их вовремя.</w:t>
       </w:r>
     </w:p>
+    <w:p>
+      <w:pPr>
+        <w:spacing w:after="120" w:line="276"/>
+      </w:pPr>
+    </w:p>
+    <w:p>
+      <w:pPr>
+        <w:spacing w:after="120" w:line="276"/>
+      </w:pPr>
+      <w:r>
+        <w:rPr>
+          <w:rFonts w:ascii="Times New Roman" w:cs="Times New Roman" w:eastAsia="Times New Roman" w:hAnsi="Times New Roman"/>
+          <w:i/>
+          <w:iCs/>
+          <w:color w:val="595959"/>
+          <w:sz w:val="24"/>
+          <w:szCs w:val="24"/>
+        </w:rPr>
+        <w:t xml:space="preserve">Текст этого файла правился по находкам нормативных сверок. Правки, сделанные после последней сверки, ею не покрыты и юристом не читаны; какие это были сверки и что они нашли, ведётся в документах выпуска — в поставку они не входят.</w:t>
+      </w:r>
+    </w:p>
     <w:sectPr>
       <w:pgSz w:w="11906" w:h="16838" w:orient="portrait"/>
       <w:pgMar w:top="1133" w:right="850" w:bottom="1133" w:left="1417" w:header="708" w:footer="708" w:gutter="0"/>
